--- a/rapports/2026-06-06/EQ11/EQ11_enq2_v2/DR_083202020017/31-63-16-64.docx
+++ b/rapports/2026-06-06/EQ11/EQ11_enq2_v2/DR_083202020017/31-63-16-64.docx
@@ -297,7 +297,7 @@
           <w:color w:val="1F6FEB"/>
           <w:sz w:val="22"/>
         </w:rPr>
-        <w:t>⚠ INCOHÉRENCES À CORRIGER (230)</w:t>
+        <w:t>⚠ INCOHÉRENCES À CORRIGER (222)</w:t>
       </w:r>
     </w:p>
     <w:tbl>
@@ -2254,7 +2254,7 @@
                 <w:color w:val="16A34A"/>
                 <w:sz w:val="16"/>
               </w:rPr>
-              <w:t>s00q27, s01q03a, s01q03b, s01q03c, s01q00b</w:t>
+              <w:t>—</w:t>
             </w:r>
           </w:p>
         </w:tc>
@@ -2285,7 +2285,7 @@
                 <w:i w:val="0"/>
                 <w:sz w:val="17"/>
               </w:rPr>
-              <w:t>Les informations sur l'acte de naissance (ni Jours, ni mois et ni années) de  ABOU SOW  manquent, s'il vous plait pouvez-vous fournir d'effort pour avoir ces informations.</w:t>
+              <w:t>Dans le cas contraire rassurez vous que c'est bien son fils/fille biologique.</w:t>
             </w:r>
           </w:p>
         </w:tc>
@@ -2375,7 +2375,7 @@
                 <w:i w:val="0"/>
                 <w:sz w:val="17"/>
               </w:rPr>
-              <w:t>Dans le cas contraire rassurez vous que c'est bien son fils/fille biologique.</w:t>
+              <w:t>Prière de verifier l'information donnée par ABOU SOW ou corriger au niveau de la section 1.</w:t>
             </w:r>
           </w:p>
         </w:tc>
@@ -2465,7 +2465,7 @@
                 <w:i w:val="0"/>
                 <w:sz w:val="17"/>
               </w:rPr>
-              <w:t>Prière de verifier l'information donnée par ABOU SOW ou corriger au niveau de la section 1.</w:t>
+              <w:t>Prière de verifier l'information donnée par OMAR SOW ou corriger au niveau de la section 1.</w:t>
             </w:r>
           </w:p>
         </w:tc>
@@ -2524,7 +2524,7 @@
                 <w:color w:val="16A34A"/>
                 <w:sz w:val="16"/>
               </w:rPr>
-              <w:t>s00q27, s01q03a, s01q03b, s01q03c, s01q00b</w:t>
+              <w:t>—</w:t>
             </w:r>
           </w:p>
         </w:tc>
@@ -2555,7 +2555,7 @@
                 <w:i w:val="0"/>
                 <w:sz w:val="17"/>
               </w:rPr>
-              <w:t>Les informations sur l'acte de naissance (ni Jours, ni mois et ni années) de  FATIMA KA  manquent, s'il vous plait pouvez-vous fournir d'effort pour avoir ces informations.</w:t>
+              <w:t>Prière de verifier l'information donnée par SAMBA SOW ou corriger au niveau de la section 1.</w:t>
             </w:r>
           </w:p>
         </w:tc>
@@ -2614,7 +2614,7 @@
                 <w:color w:val="16A34A"/>
                 <w:sz w:val="16"/>
               </w:rPr>
-              <w:t>s00q27, s01q03a, s01q03b, s01q03c, s01q00b</w:t>
+              <w:t>—</w:t>
             </w:r>
           </w:p>
         </w:tc>
@@ -2645,727 +2645,7 @@
                 <w:i w:val="0"/>
                 <w:sz w:val="17"/>
               </w:rPr>
-              <w:t>Les informations sur l'acte de naissance (ni Jours, ni mois et ni années) de  OMAR SOW  manquent, s'il vous plait pouvez-vous fournir d'effort pour avoir ces informations.</w:t>
-            </w:r>
-          </w:p>
-        </w:tc>
-      </w:tr>
-      <w:tr>
-        <w:tc>
-          <w:tcPr>
-            <w:tcW w:type="dxa" w:w="964"/>
-          </w:tcPr>
-          <w:p>
-            <w:r>
-              <w:rPr>
-                <w:b/>
-                <w:i w:val="0"/>
-                <w:color w:val="EA580C"/>
-                <w:sz w:val="16"/>
-              </w:rPr>
-              <w:t>Moyenne</w:t>
-            </w:r>
-          </w:p>
-        </w:tc>
-        <w:tc>
-          <w:tcPr>
-            <w:tcW w:type="dxa" w:w="1247"/>
-          </w:tcPr>
-          <w:p>
-            <w:r>
-              <w:rPr>
-                <w:b/>
-                <w:i w:val="0"/>
-                <w:sz w:val="16"/>
-              </w:rPr>
-              <w:t>S01</w:t>
-              <w:br/>
-            </w:r>
-            <w:r>
-              <w:rPr>
-                <w:b w:val="0"/>
-                <w:i w:val="0"/>
-                <w:color w:val="64748B"/>
-                <w:sz w:val="14"/>
-              </w:rPr>
-              <w:t>Démographie</w:t>
-            </w:r>
-          </w:p>
-        </w:tc>
-        <w:tc>
-          <w:tcPr>
-            <w:tcW w:type="dxa" w:w="1531"/>
-          </w:tcPr>
-          <w:p>
-            <w:r>
-              <w:rPr>
-                <w:b/>
-                <w:i w:val="0"/>
-                <w:color w:val="16A34A"/>
-                <w:sz w:val="16"/>
-              </w:rPr>
-              <w:t>s01q04a, s01q03b</w:t>
-            </w:r>
-          </w:p>
-        </w:tc>
-        <w:tc>
-          <w:tcPr>
-            <w:tcW w:type="dxa" w:w="1191"/>
-          </w:tcPr>
-          <w:p>
-            <w:r>
-              <w:rPr>
-                <w:b w:val="0"/>
-                <w:i w:val="0"/>
-                <w:color w:val="64748B"/>
-                <w:sz w:val="16"/>
-              </w:rPr>
-              <w:t>GT-CQ</w:t>
-            </w:r>
-          </w:p>
-        </w:tc>
-        <w:tc>
-          <w:tcPr>
-            <w:tcW w:type="dxa" w:w="4706"/>
-          </w:tcPr>
-          <w:p>
-            <w:r>
-              <w:rPr>
-                <w:b w:val="0"/>
-                <w:i w:val="0"/>
-                <w:sz w:val="17"/>
-              </w:rPr>
-              <w:t>Le mois de l'enfant ( OMAR SOW ) n'est pas connu mais vous avez declaré en s01q04a le nombre de mois, prière de changer NSP au niveau de s01q03b.</w:t>
-            </w:r>
-          </w:p>
-        </w:tc>
-      </w:tr>
-      <w:tr>
-        <w:tc>
-          <w:tcPr>
-            <w:tcW w:type="dxa" w:w="964"/>
-          </w:tcPr>
-          <w:p>
-            <w:r>
-              <w:rPr>
-                <w:b/>
-                <w:i w:val="0"/>
-                <w:color w:val="EA580C"/>
-                <w:sz w:val="16"/>
-              </w:rPr>
-              <w:t>Moyenne</w:t>
-            </w:r>
-          </w:p>
-        </w:tc>
-        <w:tc>
-          <w:tcPr>
-            <w:tcW w:type="dxa" w:w="1247"/>
-          </w:tcPr>
-          <w:p>
-            <w:r>
-              <w:rPr>
-                <w:b/>
-                <w:i w:val="0"/>
-                <w:sz w:val="16"/>
-              </w:rPr>
-              <w:t>S01</w:t>
-              <w:br/>
-            </w:r>
-            <w:r>
-              <w:rPr>
-                <w:b w:val="0"/>
-                <w:i w:val="0"/>
-                <w:color w:val="64748B"/>
-                <w:sz w:val="14"/>
-              </w:rPr>
-              <w:t>Démographie</w:t>
-            </w:r>
-          </w:p>
-        </w:tc>
-        <w:tc>
-          <w:tcPr>
-            <w:tcW w:type="dxa" w:w="1531"/>
-          </w:tcPr>
-          <w:p>
-            <w:r>
-              <w:rPr>
-                <w:b/>
-                <w:i w:val="0"/>
-                <w:color w:val="16A34A"/>
-                <w:sz w:val="16"/>
-              </w:rPr>
-              <w:t>—</w:t>
-            </w:r>
-          </w:p>
-        </w:tc>
-        <w:tc>
-          <w:tcPr>
-            <w:tcW w:type="dxa" w:w="1191"/>
-          </w:tcPr>
-          <w:p>
-            <w:r>
-              <w:rPr>
-                <w:b w:val="0"/>
-                <w:i w:val="0"/>
-                <w:color w:val="64748B"/>
-                <w:sz w:val="16"/>
-              </w:rPr>
-              <w:t>GT-CQ</w:t>
-            </w:r>
-          </w:p>
-        </w:tc>
-        <w:tc>
-          <w:tcPr>
-            <w:tcW w:type="dxa" w:w="4706"/>
-          </w:tcPr>
-          <w:p>
-            <w:r>
-              <w:rPr>
-                <w:b w:val="0"/>
-                <w:i w:val="0"/>
-                <w:sz w:val="17"/>
-              </w:rPr>
-              <w:t>Prière de verifier l'information donnée par OMAR SOW ou corriger au niveau de la section 1.</w:t>
-            </w:r>
-          </w:p>
-        </w:tc>
-      </w:tr>
-      <w:tr>
-        <w:tc>
-          <w:tcPr>
-            <w:tcW w:type="dxa" w:w="964"/>
-          </w:tcPr>
-          <w:p>
-            <w:r>
-              <w:rPr>
-                <w:b/>
-                <w:i w:val="0"/>
-                <w:color w:val="EA580C"/>
-                <w:sz w:val="16"/>
-              </w:rPr>
-              <w:t>Moyenne</w:t>
-            </w:r>
-          </w:p>
-        </w:tc>
-        <w:tc>
-          <w:tcPr>
-            <w:tcW w:type="dxa" w:w="1247"/>
-          </w:tcPr>
-          <w:p>
-            <w:r>
-              <w:rPr>
-                <w:b/>
-                <w:i w:val="0"/>
-                <w:sz w:val="16"/>
-              </w:rPr>
-              <w:t>S01</w:t>
-              <w:br/>
-            </w:r>
-            <w:r>
-              <w:rPr>
-                <w:b w:val="0"/>
-                <w:i w:val="0"/>
-                <w:color w:val="64748B"/>
-                <w:sz w:val="14"/>
-              </w:rPr>
-              <w:t>Démographie</w:t>
-            </w:r>
-          </w:p>
-        </w:tc>
-        <w:tc>
-          <w:tcPr>
-            <w:tcW w:type="dxa" w:w="1531"/>
-          </w:tcPr>
-          <w:p>
-            <w:r>
-              <w:rPr>
-                <w:b/>
-                <w:i w:val="0"/>
-                <w:color w:val="16A34A"/>
-                <w:sz w:val="16"/>
-              </w:rPr>
-              <w:t>s00q27, s01q03a, s01q03b, s01q03c, s01q00b</w:t>
-            </w:r>
-          </w:p>
-        </w:tc>
-        <w:tc>
-          <w:tcPr>
-            <w:tcW w:type="dxa" w:w="1191"/>
-          </w:tcPr>
-          <w:p>
-            <w:r>
-              <w:rPr>
-                <w:b w:val="0"/>
-                <w:i w:val="0"/>
-                <w:color w:val="64748B"/>
-                <w:sz w:val="16"/>
-              </w:rPr>
-              <w:t>GT-CQ</w:t>
-            </w:r>
-          </w:p>
-        </w:tc>
-        <w:tc>
-          <w:tcPr>
-            <w:tcW w:type="dxa" w:w="4706"/>
-          </w:tcPr>
-          <w:p>
-            <w:r>
-              <w:rPr>
-                <w:b w:val="0"/>
-                <w:i w:val="0"/>
-                <w:sz w:val="17"/>
-              </w:rPr>
-              <w:t>Les informations sur l'acte de naissance (ni Jours, ni mois et ni années) de  SAMBA SOW  manquent, s'il vous plait pouvez-vous fournir d'effort pour avoir ces informations.</w:t>
-            </w:r>
-          </w:p>
-        </w:tc>
-      </w:tr>
-      <w:tr>
-        <w:tc>
-          <w:tcPr>
-            <w:tcW w:type="dxa" w:w="964"/>
-          </w:tcPr>
-          <w:p>
-            <w:r>
-              <w:rPr>
-                <w:b/>
-                <w:i w:val="0"/>
-                <w:color w:val="EA580C"/>
-                <w:sz w:val="16"/>
-              </w:rPr>
-              <w:t>Moyenne</w:t>
-            </w:r>
-          </w:p>
-        </w:tc>
-        <w:tc>
-          <w:tcPr>
-            <w:tcW w:type="dxa" w:w="1247"/>
-          </w:tcPr>
-          <w:p>
-            <w:r>
-              <w:rPr>
-                <w:b/>
-                <w:i w:val="0"/>
-                <w:sz w:val="16"/>
-              </w:rPr>
-              <w:t>S01</w:t>
-              <w:br/>
-            </w:r>
-            <w:r>
-              <w:rPr>
-                <w:b w:val="0"/>
-                <w:i w:val="0"/>
-                <w:color w:val="64748B"/>
-                <w:sz w:val="14"/>
-              </w:rPr>
-              <w:t>Démographie</w:t>
-            </w:r>
-          </w:p>
-        </w:tc>
-        <w:tc>
-          <w:tcPr>
-            <w:tcW w:type="dxa" w:w="1531"/>
-          </w:tcPr>
-          <w:p>
-            <w:r>
-              <w:rPr>
-                <w:b/>
-                <w:i w:val="0"/>
-                <w:color w:val="16A34A"/>
-                <w:sz w:val="16"/>
-              </w:rPr>
-              <w:t>s01q04a, s01q03b</w:t>
-            </w:r>
-          </w:p>
-        </w:tc>
-        <w:tc>
-          <w:tcPr>
-            <w:tcW w:type="dxa" w:w="1191"/>
-          </w:tcPr>
-          <w:p>
-            <w:r>
-              <w:rPr>
-                <w:b w:val="0"/>
-                <w:i w:val="0"/>
-                <w:color w:val="64748B"/>
-                <w:sz w:val="16"/>
-              </w:rPr>
-              <w:t>GT-CQ</w:t>
-            </w:r>
-          </w:p>
-        </w:tc>
-        <w:tc>
-          <w:tcPr>
-            <w:tcW w:type="dxa" w:w="4706"/>
-          </w:tcPr>
-          <w:p>
-            <w:r>
-              <w:rPr>
-                <w:b w:val="0"/>
-                <w:i w:val="0"/>
-                <w:sz w:val="17"/>
-              </w:rPr>
-              <w:t>Le mois de l'enfant ( SAMBA SOW ) n'est pas connu mais vous avez declaré en s01q04a le nombre de mois, prière de changer NSP au niveau de s01q03b.</w:t>
-            </w:r>
-          </w:p>
-        </w:tc>
-      </w:tr>
-      <w:tr>
-        <w:tc>
-          <w:tcPr>
-            <w:tcW w:type="dxa" w:w="964"/>
-          </w:tcPr>
-          <w:p>
-            <w:r>
-              <w:rPr>
-                <w:b/>
-                <w:i w:val="0"/>
-                <w:color w:val="EA580C"/>
-                <w:sz w:val="16"/>
-              </w:rPr>
-              <w:t>Moyenne</w:t>
-            </w:r>
-          </w:p>
-        </w:tc>
-        <w:tc>
-          <w:tcPr>
-            <w:tcW w:type="dxa" w:w="1247"/>
-          </w:tcPr>
-          <w:p>
-            <w:r>
-              <w:rPr>
-                <w:b/>
-                <w:i w:val="0"/>
-                <w:sz w:val="16"/>
-              </w:rPr>
-              <w:t>S01</w:t>
-              <w:br/>
-            </w:r>
-            <w:r>
-              <w:rPr>
-                <w:b w:val="0"/>
-                <w:i w:val="0"/>
-                <w:color w:val="64748B"/>
-                <w:sz w:val="14"/>
-              </w:rPr>
-              <w:t>Démographie</w:t>
-            </w:r>
-          </w:p>
-        </w:tc>
-        <w:tc>
-          <w:tcPr>
-            <w:tcW w:type="dxa" w:w="1531"/>
-          </w:tcPr>
-          <w:p>
-            <w:r>
-              <w:rPr>
-                <w:b/>
-                <w:i w:val="0"/>
-                <w:color w:val="16A34A"/>
-                <w:sz w:val="16"/>
-              </w:rPr>
-              <w:t>—</w:t>
-            </w:r>
-          </w:p>
-        </w:tc>
-        <w:tc>
-          <w:tcPr>
-            <w:tcW w:type="dxa" w:w="1191"/>
-          </w:tcPr>
-          <w:p>
-            <w:r>
-              <w:rPr>
-                <w:b w:val="0"/>
-                <w:i w:val="0"/>
-                <w:color w:val="64748B"/>
-                <w:sz w:val="16"/>
-              </w:rPr>
-              <w:t>GT-CQ</w:t>
-            </w:r>
-          </w:p>
-        </w:tc>
-        <w:tc>
-          <w:tcPr>
-            <w:tcW w:type="dxa" w:w="4706"/>
-          </w:tcPr>
-          <w:p>
-            <w:r>
-              <w:rPr>
-                <w:b w:val="0"/>
-                <w:i w:val="0"/>
-                <w:sz w:val="17"/>
-              </w:rPr>
-              <w:t>Prière de verifier l'information donnée par SAMBA SOW ou corriger au niveau de la section 1.</w:t>
-            </w:r>
-          </w:p>
-        </w:tc>
-      </w:tr>
-      <w:tr>
-        <w:tc>
-          <w:tcPr>
-            <w:tcW w:type="dxa" w:w="964"/>
-          </w:tcPr>
-          <w:p>
-            <w:r>
-              <w:rPr>
-                <w:b/>
-                <w:i w:val="0"/>
-                <w:color w:val="EA580C"/>
-                <w:sz w:val="16"/>
-              </w:rPr>
-              <w:t>Moyenne</w:t>
-            </w:r>
-          </w:p>
-        </w:tc>
-        <w:tc>
-          <w:tcPr>
-            <w:tcW w:type="dxa" w:w="1247"/>
-          </w:tcPr>
-          <w:p>
-            <w:r>
-              <w:rPr>
-                <w:b/>
-                <w:i w:val="0"/>
-                <w:sz w:val="16"/>
-              </w:rPr>
-              <w:t>S01</w:t>
-              <w:br/>
-            </w:r>
-            <w:r>
-              <w:rPr>
-                <w:b w:val="0"/>
-                <w:i w:val="0"/>
-                <w:color w:val="64748B"/>
-                <w:sz w:val="14"/>
-              </w:rPr>
-              <w:t>Démographie</w:t>
-            </w:r>
-          </w:p>
-        </w:tc>
-        <w:tc>
-          <w:tcPr>
-            <w:tcW w:type="dxa" w:w="1531"/>
-          </w:tcPr>
-          <w:p>
-            <w:r>
-              <w:rPr>
-                <w:b/>
-                <w:i w:val="0"/>
-                <w:color w:val="16A34A"/>
-                <w:sz w:val="16"/>
-              </w:rPr>
-              <w:t>s00q27, s01q03a, s01q03b, s01q03c, s01q00b</w:t>
-            </w:r>
-          </w:p>
-        </w:tc>
-        <w:tc>
-          <w:tcPr>
-            <w:tcW w:type="dxa" w:w="1191"/>
-          </w:tcPr>
-          <w:p>
-            <w:r>
-              <w:rPr>
-                <w:b w:val="0"/>
-                <w:i w:val="0"/>
-                <w:color w:val="64748B"/>
-                <w:sz w:val="16"/>
-              </w:rPr>
-              <w:t>GT-CQ</w:t>
-            </w:r>
-          </w:p>
-        </w:tc>
-        <w:tc>
-          <w:tcPr>
-            <w:tcW w:type="dxa" w:w="4706"/>
-          </w:tcPr>
-          <w:p>
-            <w:r>
-              <w:rPr>
-                <w:b w:val="0"/>
-                <w:i w:val="0"/>
-                <w:sz w:val="17"/>
-              </w:rPr>
-              <w:t>Les informations sur l'acte de naissance (ni Jours, ni mois et ni années) de  SIDI SOW  manquent, s'il vous plait pouvez-vous fournir d'effort pour avoir ces informations.</w:t>
-            </w:r>
-          </w:p>
-        </w:tc>
-      </w:tr>
-      <w:tr>
-        <w:tc>
-          <w:tcPr>
-            <w:tcW w:type="dxa" w:w="964"/>
-          </w:tcPr>
-          <w:p>
-            <w:r>
-              <w:rPr>
-                <w:b/>
-                <w:i w:val="0"/>
-                <w:color w:val="EA580C"/>
-                <w:sz w:val="16"/>
-              </w:rPr>
-              <w:t>Moyenne</w:t>
-            </w:r>
-          </w:p>
-        </w:tc>
-        <w:tc>
-          <w:tcPr>
-            <w:tcW w:type="dxa" w:w="1247"/>
-          </w:tcPr>
-          <w:p>
-            <w:r>
-              <w:rPr>
-                <w:b/>
-                <w:i w:val="0"/>
-                <w:sz w:val="16"/>
-              </w:rPr>
-              <w:t>S01</w:t>
-              <w:br/>
-            </w:r>
-            <w:r>
-              <w:rPr>
-                <w:b w:val="0"/>
-                <w:i w:val="0"/>
-                <w:color w:val="64748B"/>
-                <w:sz w:val="14"/>
-              </w:rPr>
-              <w:t>Démographie</w:t>
-            </w:r>
-          </w:p>
-        </w:tc>
-        <w:tc>
-          <w:tcPr>
-            <w:tcW w:type="dxa" w:w="1531"/>
-          </w:tcPr>
-          <w:p>
-            <w:r>
-              <w:rPr>
-                <w:b/>
-                <w:i w:val="0"/>
-                <w:color w:val="16A34A"/>
-                <w:sz w:val="16"/>
-              </w:rPr>
-              <w:t>—</w:t>
-            </w:r>
-          </w:p>
-        </w:tc>
-        <w:tc>
-          <w:tcPr>
-            <w:tcW w:type="dxa" w:w="1191"/>
-          </w:tcPr>
-          <w:p>
-            <w:r>
-              <w:rPr>
-                <w:b w:val="0"/>
-                <w:i w:val="0"/>
-                <w:color w:val="64748B"/>
-                <w:sz w:val="16"/>
-              </w:rPr>
-              <w:t>GT-CQ</w:t>
-            </w:r>
-          </w:p>
-        </w:tc>
-        <w:tc>
-          <w:tcPr>
-            <w:tcW w:type="dxa" w:w="4706"/>
-          </w:tcPr>
-          <w:p>
-            <w:r>
-              <w:rPr>
-                <w:b w:val="0"/>
-                <w:i w:val="0"/>
-                <w:sz w:val="17"/>
-              </w:rPr>
               <w:t>Prière de verifier l'information donnée par SIDI SOW ou corriger au niveau de la section 1.</w:t>
-            </w:r>
-          </w:p>
-        </w:tc>
-      </w:tr>
-      <w:tr>
-        <w:tc>
-          <w:tcPr>
-            <w:tcW w:type="dxa" w:w="964"/>
-          </w:tcPr>
-          <w:p>
-            <w:r>
-              <w:rPr>
-                <w:b/>
-                <w:i w:val="0"/>
-                <w:color w:val="EA580C"/>
-                <w:sz w:val="16"/>
-              </w:rPr>
-              <w:t>Moyenne</w:t>
-            </w:r>
-          </w:p>
-        </w:tc>
-        <w:tc>
-          <w:tcPr>
-            <w:tcW w:type="dxa" w:w="1247"/>
-          </w:tcPr>
-          <w:p>
-            <w:r>
-              <w:rPr>
-                <w:b/>
-                <w:i w:val="0"/>
-                <w:sz w:val="16"/>
-              </w:rPr>
-              <w:t>S01</w:t>
-              <w:br/>
-            </w:r>
-            <w:r>
-              <w:rPr>
-                <w:b w:val="0"/>
-                <w:i w:val="0"/>
-                <w:color w:val="64748B"/>
-                <w:sz w:val="14"/>
-              </w:rPr>
-              <w:t>Démographie</w:t>
-            </w:r>
-          </w:p>
-        </w:tc>
-        <w:tc>
-          <w:tcPr>
-            <w:tcW w:type="dxa" w:w="1531"/>
-          </w:tcPr>
-          <w:p>
-            <w:r>
-              <w:rPr>
-                <w:b/>
-                <w:i w:val="0"/>
-                <w:color w:val="16A34A"/>
-                <w:sz w:val="16"/>
-              </w:rPr>
-              <w:t>s00q27, s01q03a, s01q03b, s01q03c, s01q00b</w:t>
-            </w:r>
-          </w:p>
-        </w:tc>
-        <w:tc>
-          <w:tcPr>
-            <w:tcW w:type="dxa" w:w="1191"/>
-          </w:tcPr>
-          <w:p>
-            <w:r>
-              <w:rPr>
-                <w:b w:val="0"/>
-                <w:i w:val="0"/>
-                <w:color w:val="64748B"/>
-                <w:sz w:val="16"/>
-              </w:rPr>
-              <w:t>GT-CQ</w:t>
-            </w:r>
-          </w:p>
-        </w:tc>
-        <w:tc>
-          <w:tcPr>
-            <w:tcW w:type="dxa" w:w="4706"/>
-          </w:tcPr>
-          <w:p>
-            <w:r>
-              <w:rPr>
-                <w:b w:val="0"/>
-                <w:i w:val="0"/>
-                <w:sz w:val="17"/>
-              </w:rPr>
-              <w:t>Les informations sur l'acte de naissance (ni Jours, ni mois et ni années) de  THIAWDO SOW  manquent, s'il vous plait pouvez-vous fournir d'effort pour avoir ces informations.</w:t>
             </w:r>
           </w:p>
         </w:tc>
